--- a/templates/02-ho-so-cap-do/mau-08-bao-cao.docx
+++ b/templates/02-ho-so-cap-do/mau-08-bao-cao.docx
@@ -1189,17 +1189,17 @@
       </w:tblPr>
       <w:tblGrid>
         <w:gridCol w:w="587"/>
-        <w:gridCol w:w="1205"/>
-        <w:gridCol w:w="968"/>
-        <w:gridCol w:w="862"/>
+        <w:gridCol w:w="1066"/>
+        <w:gridCol w:w="856"/>
+        <w:gridCol w:w="942"/>
         <w:gridCol w:w="715"/>
-        <w:gridCol w:w="1015"/>
-        <w:gridCol w:w="1507"/>
-        <w:gridCol w:w="1978"/>
-        <w:gridCol w:w="1190"/>
-        <w:gridCol w:w="1685"/>
-        <w:gridCol w:w="1190"/>
-        <w:gridCol w:w="1055"/>
+        <w:gridCol w:w="1186"/>
+        <w:gridCol w:w="1410"/>
+        <w:gridCol w:w="1892"/>
+        <w:gridCol w:w="1322"/>
+        <w:gridCol w:w="1212"/>
+        <w:gridCol w:w="1652"/>
+        <w:gridCol w:w="1117"/>
       </w:tblGrid>
       <w:tr>
         <w:trPr>
@@ -1226,6 +1226,7 @@
           </w:tcPr>
           <w:p>
             <w:pPr>
+              <w:keepNext/>
               <w:spacing w:after="0" w:before="0" w:line="240" w:lineRule="auto"/>
               <w:jc w:val="center"/>
             </w:pPr>
@@ -1245,7 +1246,7 @@
         </w:tc>
         <w:tc>
           <w:tcPr>
-            <w:tcW w:type="dxa" w:w="1205"/>
+            <w:tcW w:type="dxa" w:w="1066"/>
             <w:tcBorders>
               <w:top w:val="single" w:color="000000" w:sz="4"/>
               <w:left w:val="single" w:color="000000" w:sz="4"/>
@@ -1263,6 +1264,7 @@
           </w:tcPr>
           <w:p>
             <w:pPr>
+              <w:keepNext/>
               <w:spacing w:after="0" w:before="0" w:line="240" w:lineRule="auto"/>
               <w:jc w:val="center"/>
             </w:pPr>
@@ -1282,7 +1284,7 @@
         </w:tc>
         <w:tc>
           <w:tcPr>
-            <w:tcW w:type="dxa" w:w="968"/>
+            <w:tcW w:type="dxa" w:w="856"/>
             <w:tcBorders>
               <w:top w:val="single" w:color="000000" w:sz="4"/>
               <w:left w:val="single" w:color="000000" w:sz="4"/>
@@ -1300,6 +1302,7 @@
           </w:tcPr>
           <w:p>
             <w:pPr>
+              <w:keepNext/>
               <w:spacing w:after="0" w:before="0" w:line="240" w:lineRule="auto"/>
               <w:jc w:val="center"/>
             </w:pPr>
@@ -1319,7 +1322,7 @@
         </w:tc>
         <w:tc>
           <w:tcPr>
-            <w:tcW w:type="dxa" w:w="862"/>
+            <w:tcW w:type="dxa" w:w="942"/>
             <w:tcBorders>
               <w:top w:val="single" w:color="000000" w:sz="4"/>
               <w:left w:val="single" w:color="000000" w:sz="4"/>
@@ -1337,6 +1340,7 @@
           </w:tcPr>
           <w:p>
             <w:pPr>
+              <w:keepNext/>
               <w:spacing w:after="0" w:before="0" w:line="240" w:lineRule="auto"/>
               <w:jc w:val="center"/>
             </w:pPr>
@@ -1374,6 +1378,7 @@
           </w:tcPr>
           <w:p>
             <w:pPr>
+              <w:keepNext/>
               <w:spacing w:after="0" w:before="0" w:line="240" w:lineRule="auto"/>
               <w:jc w:val="center"/>
             </w:pPr>
@@ -1393,7 +1398,7 @@
         </w:tc>
         <w:tc>
           <w:tcPr>
-            <w:tcW w:type="dxa" w:w="1015"/>
+            <w:tcW w:type="dxa" w:w="1186"/>
             <w:tcBorders>
               <w:top w:val="single" w:color="000000" w:sz="4"/>
               <w:left w:val="single" w:color="000000" w:sz="4"/>
@@ -1411,6 +1416,7 @@
           </w:tcPr>
           <w:p>
             <w:pPr>
+              <w:keepNext/>
               <w:spacing w:after="0" w:before="0" w:line="240" w:lineRule="auto"/>
               <w:jc w:val="center"/>
             </w:pPr>
@@ -1430,7 +1436,7 @@
         </w:tc>
         <w:tc>
           <w:tcPr>
-            <w:tcW w:type="dxa" w:w="1507"/>
+            <w:tcW w:type="dxa" w:w="1410"/>
             <w:tcBorders>
               <w:top w:val="single" w:color="000000" w:sz="4"/>
               <w:left w:val="single" w:color="000000" w:sz="4"/>
@@ -1448,6 +1454,7 @@
           </w:tcPr>
           <w:p>
             <w:pPr>
+              <w:keepNext/>
               <w:spacing w:after="0" w:before="0" w:line="240" w:lineRule="auto"/>
               <w:jc w:val="center"/>
             </w:pPr>
@@ -1467,7 +1474,7 @@
         </w:tc>
         <w:tc>
           <w:tcPr>
-            <w:tcW w:type="dxa" w:w="1978"/>
+            <w:tcW w:type="dxa" w:w="1892"/>
             <w:tcBorders>
               <w:top w:val="single" w:color="000000" w:sz="4"/>
               <w:left w:val="single" w:color="000000" w:sz="4"/>
@@ -1485,6 +1492,7 @@
           </w:tcPr>
           <w:p>
             <w:pPr>
+              <w:keepNext/>
               <w:spacing w:after="0" w:before="0" w:line="240" w:lineRule="auto"/>
               <w:jc w:val="center"/>
             </w:pPr>
@@ -1504,7 +1512,7 @@
         </w:tc>
         <w:tc>
           <w:tcPr>
-            <w:tcW w:type="dxa" w:w="1190"/>
+            <w:tcW w:type="dxa" w:w="1322"/>
             <w:tcBorders>
               <w:top w:val="single" w:color="000000" w:sz="4"/>
               <w:left w:val="single" w:color="000000" w:sz="4"/>
@@ -1522,6 +1530,7 @@
           </w:tcPr>
           <w:p>
             <w:pPr>
+              <w:keepNext/>
               <w:spacing w:after="0" w:before="0" w:line="240" w:lineRule="auto"/>
               <w:jc w:val="center"/>
             </w:pPr>
@@ -1541,7 +1550,7 @@
         </w:tc>
         <w:tc>
           <w:tcPr>
-            <w:tcW w:type="dxa" w:w="1685"/>
+            <w:tcW w:type="dxa" w:w="1212"/>
             <w:tcBorders>
               <w:top w:val="single" w:color="000000" w:sz="4"/>
               <w:left w:val="single" w:color="000000" w:sz="4"/>
@@ -1559,6 +1568,7 @@
           </w:tcPr>
           <w:p>
             <w:pPr>
+              <w:keepNext/>
               <w:spacing w:after="0" w:before="0" w:line="240" w:lineRule="auto"/>
               <w:jc w:val="center"/>
             </w:pPr>
@@ -1578,7 +1588,7 @@
         </w:tc>
         <w:tc>
           <w:tcPr>
-            <w:tcW w:type="dxa" w:w="1190"/>
+            <w:tcW w:type="dxa" w:w="1652"/>
             <w:tcBorders>
               <w:top w:val="single" w:color="000000" w:sz="4"/>
               <w:left w:val="single" w:color="000000" w:sz="4"/>
@@ -1596,6 +1606,7 @@
           </w:tcPr>
           <w:p>
             <w:pPr>
+              <w:keepNext/>
               <w:spacing w:after="0" w:before="0" w:line="240" w:lineRule="auto"/>
               <w:jc w:val="center"/>
             </w:pPr>
@@ -1615,7 +1626,7 @@
         </w:tc>
         <w:tc>
           <w:tcPr>
-            <w:tcW w:type="dxa" w:w="1055"/>
+            <w:tcW w:type="dxa" w:w="1117"/>
             <w:tcBorders>
               <w:top w:val="single" w:color="000000" w:sz="4"/>
               <w:left w:val="single" w:color="000000" w:sz="4"/>
@@ -1633,6 +1644,7 @@
           </w:tcPr>
           <w:p>
             <w:pPr>
+              <w:keepNext/>
               <w:spacing w:after="0" w:before="0" w:line="240" w:lineRule="auto"/>
               <w:jc w:val="center"/>
             </w:pPr>
@@ -1675,6 +1687,7 @@
           </w:tcPr>
           <w:p>
             <w:pPr>
+              <w:keepNext/>
               <w:spacing w:after="0" w:before="0" w:line="240" w:lineRule="auto"/>
               <w:jc w:val="left"/>
             </w:pPr>
@@ -1694,23 +1707,24 @@
         </w:tc>
         <w:tc>
           <w:tcPr>
-            <w:tcW w:type="dxa" w:w="1205"/>
-            <w:tcBorders>
-              <w:top w:val="single" w:color="000000" w:sz="4"/>
-              <w:left w:val="single" w:color="000000" w:sz="4"/>
-              <w:bottom w:val="single" w:color="000000" w:sz="4"/>
-              <w:right w:val="single" w:color="000000" w:sz="4"/>
-            </w:tcBorders>
-            <w:tcMar>
-              <w:top w:type="dxa" w:w="30"/>
-              <w:left w:type="dxa" w:w="70"/>
-              <w:bottom w:type="dxa" w:w="30"/>
-              <w:right w:type="dxa" w:w="70"/>
-            </w:tcMar>
-            <w:vAlign w:val="center"/>
-          </w:tcPr>
-          <w:p>
-            <w:pPr>
+            <w:tcW w:type="dxa" w:w="1066"/>
+            <w:tcBorders>
+              <w:top w:val="single" w:color="000000" w:sz="4"/>
+              <w:left w:val="single" w:color="000000" w:sz="4"/>
+              <w:bottom w:val="single" w:color="000000" w:sz="4"/>
+              <w:right w:val="single" w:color="000000" w:sz="4"/>
+            </w:tcBorders>
+            <w:tcMar>
+              <w:top w:type="dxa" w:w="30"/>
+              <w:left w:type="dxa" w:w="70"/>
+              <w:bottom w:type="dxa" w:w="30"/>
+              <w:right w:type="dxa" w:w="70"/>
+            </w:tcMar>
+            <w:vAlign w:val="center"/>
+          </w:tcPr>
+          <w:p>
+            <w:pPr>
+              <w:keepNext/>
               <w:spacing w:after="0" w:before="0" w:line="240" w:lineRule="auto"/>
               <w:jc w:val="left"/>
             </w:pPr>
@@ -1730,23 +1744,24 @@
         </w:tc>
         <w:tc>
           <w:tcPr>
-            <w:tcW w:type="dxa" w:w="968"/>
-            <w:tcBorders>
-              <w:top w:val="single" w:color="000000" w:sz="4"/>
-              <w:left w:val="single" w:color="000000" w:sz="4"/>
-              <w:bottom w:val="single" w:color="000000" w:sz="4"/>
-              <w:right w:val="single" w:color="000000" w:sz="4"/>
-            </w:tcBorders>
-            <w:tcMar>
-              <w:top w:type="dxa" w:w="30"/>
-              <w:left w:type="dxa" w:w="70"/>
-              <w:bottom w:type="dxa" w:w="30"/>
-              <w:right w:type="dxa" w:w="70"/>
-            </w:tcMar>
-            <w:vAlign w:val="center"/>
-          </w:tcPr>
-          <w:p>
-            <w:pPr>
+            <w:tcW w:type="dxa" w:w="856"/>
+            <w:tcBorders>
+              <w:top w:val="single" w:color="000000" w:sz="4"/>
+              <w:left w:val="single" w:color="000000" w:sz="4"/>
+              <w:bottom w:val="single" w:color="000000" w:sz="4"/>
+              <w:right w:val="single" w:color="000000" w:sz="4"/>
+            </w:tcBorders>
+            <w:tcMar>
+              <w:top w:type="dxa" w:w="30"/>
+              <w:left w:type="dxa" w:w="70"/>
+              <w:bottom w:type="dxa" w:w="30"/>
+              <w:right w:type="dxa" w:w="70"/>
+            </w:tcMar>
+            <w:vAlign w:val="center"/>
+          </w:tcPr>
+          <w:p>
+            <w:pPr>
+              <w:keepNext/>
               <w:spacing w:after="0" w:before="0" w:line="240" w:lineRule="auto"/>
               <w:jc w:val="left"/>
             </w:pPr>
@@ -1766,23 +1781,24 @@
         </w:tc>
         <w:tc>
           <w:tcPr>
-            <w:tcW w:type="dxa" w:w="862"/>
-            <w:tcBorders>
-              <w:top w:val="single" w:color="000000" w:sz="4"/>
-              <w:left w:val="single" w:color="000000" w:sz="4"/>
-              <w:bottom w:val="single" w:color="000000" w:sz="4"/>
-              <w:right w:val="single" w:color="000000" w:sz="4"/>
-            </w:tcBorders>
-            <w:tcMar>
-              <w:top w:type="dxa" w:w="30"/>
-              <w:left w:type="dxa" w:w="70"/>
-              <w:bottom w:type="dxa" w:w="30"/>
-              <w:right w:type="dxa" w:w="70"/>
-            </w:tcMar>
-            <w:vAlign w:val="center"/>
-          </w:tcPr>
-          <w:p>
-            <w:pPr>
+            <w:tcW w:type="dxa" w:w="942"/>
+            <w:tcBorders>
+              <w:top w:val="single" w:color="000000" w:sz="4"/>
+              <w:left w:val="single" w:color="000000" w:sz="4"/>
+              <w:bottom w:val="single" w:color="000000" w:sz="4"/>
+              <w:right w:val="single" w:color="000000" w:sz="4"/>
+            </w:tcBorders>
+            <w:tcMar>
+              <w:top w:type="dxa" w:w="30"/>
+              <w:left w:type="dxa" w:w="70"/>
+              <w:bottom w:type="dxa" w:w="30"/>
+              <w:right w:type="dxa" w:w="70"/>
+            </w:tcMar>
+            <w:vAlign w:val="center"/>
+          </w:tcPr>
+          <w:p>
+            <w:pPr>
+              <w:keepNext/>
               <w:spacing w:after="0" w:before="0" w:line="240" w:lineRule="auto"/>
               <w:jc w:val="left"/>
             </w:pPr>
@@ -1819,6 +1835,7 @@
           </w:tcPr>
           <w:p>
             <w:pPr>
+              <w:keepNext/>
               <w:spacing w:after="0" w:before="0" w:line="240" w:lineRule="auto"/>
               <w:jc w:val="left"/>
             </w:pPr>
@@ -1838,23 +1855,24 @@
         </w:tc>
         <w:tc>
           <w:tcPr>
-            <w:tcW w:type="dxa" w:w="1015"/>
-            <w:tcBorders>
-              <w:top w:val="single" w:color="000000" w:sz="4"/>
-              <w:left w:val="single" w:color="000000" w:sz="4"/>
-              <w:bottom w:val="single" w:color="000000" w:sz="4"/>
-              <w:right w:val="single" w:color="000000" w:sz="4"/>
-            </w:tcBorders>
-            <w:tcMar>
-              <w:top w:type="dxa" w:w="30"/>
-              <w:left w:type="dxa" w:w="70"/>
-              <w:bottom w:type="dxa" w:w="30"/>
-              <w:right w:type="dxa" w:w="70"/>
-            </w:tcMar>
-            <w:vAlign w:val="center"/>
-          </w:tcPr>
-          <w:p>
-            <w:pPr>
+            <w:tcW w:type="dxa" w:w="1186"/>
+            <w:tcBorders>
+              <w:top w:val="single" w:color="000000" w:sz="4"/>
+              <w:left w:val="single" w:color="000000" w:sz="4"/>
+              <w:bottom w:val="single" w:color="000000" w:sz="4"/>
+              <w:right w:val="single" w:color="000000" w:sz="4"/>
+            </w:tcBorders>
+            <w:tcMar>
+              <w:top w:type="dxa" w:w="30"/>
+              <w:left w:type="dxa" w:w="70"/>
+              <w:bottom w:type="dxa" w:w="30"/>
+              <w:right w:type="dxa" w:w="70"/>
+            </w:tcMar>
+            <w:vAlign w:val="center"/>
+          </w:tcPr>
+          <w:p>
+            <w:pPr>
+              <w:keepNext/>
               <w:spacing w:after="0" w:before="0" w:line="240" w:lineRule="auto"/>
               <w:jc w:val="left"/>
             </w:pPr>
@@ -1874,23 +1892,24 @@
         </w:tc>
         <w:tc>
           <w:tcPr>
-            <w:tcW w:type="dxa" w:w="1507"/>
-            <w:tcBorders>
-              <w:top w:val="single" w:color="000000" w:sz="4"/>
-              <w:left w:val="single" w:color="000000" w:sz="4"/>
-              <w:bottom w:val="single" w:color="000000" w:sz="4"/>
-              <w:right w:val="single" w:color="000000" w:sz="4"/>
-            </w:tcBorders>
-            <w:tcMar>
-              <w:top w:type="dxa" w:w="30"/>
-              <w:left w:type="dxa" w:w="70"/>
-              <w:bottom w:type="dxa" w:w="30"/>
-              <w:right w:type="dxa" w:w="70"/>
-            </w:tcMar>
-            <w:vAlign w:val="center"/>
-          </w:tcPr>
-          <w:p>
-            <w:pPr>
+            <w:tcW w:type="dxa" w:w="1410"/>
+            <w:tcBorders>
+              <w:top w:val="single" w:color="000000" w:sz="4"/>
+              <w:left w:val="single" w:color="000000" w:sz="4"/>
+              <w:bottom w:val="single" w:color="000000" w:sz="4"/>
+              <w:right w:val="single" w:color="000000" w:sz="4"/>
+            </w:tcBorders>
+            <w:tcMar>
+              <w:top w:type="dxa" w:w="30"/>
+              <w:left w:type="dxa" w:w="70"/>
+              <w:bottom w:type="dxa" w:w="30"/>
+              <w:right w:type="dxa" w:w="70"/>
+            </w:tcMar>
+            <w:vAlign w:val="center"/>
+          </w:tcPr>
+          <w:p>
+            <w:pPr>
+              <w:keepNext/>
               <w:spacing w:after="0" w:before="0" w:line="240" w:lineRule="auto"/>
               <w:jc w:val="left"/>
             </w:pPr>
@@ -1910,23 +1929,24 @@
         </w:tc>
         <w:tc>
           <w:tcPr>
-            <w:tcW w:type="dxa" w:w="1978"/>
-            <w:tcBorders>
-              <w:top w:val="single" w:color="000000" w:sz="4"/>
-              <w:left w:val="single" w:color="000000" w:sz="4"/>
-              <w:bottom w:val="single" w:color="000000" w:sz="4"/>
-              <w:right w:val="single" w:color="000000" w:sz="4"/>
-            </w:tcBorders>
-            <w:tcMar>
-              <w:top w:type="dxa" w:w="30"/>
-              <w:left w:type="dxa" w:w="70"/>
-              <w:bottom w:type="dxa" w:w="30"/>
-              <w:right w:type="dxa" w:w="70"/>
-            </w:tcMar>
-            <w:vAlign w:val="center"/>
-          </w:tcPr>
-          <w:p>
-            <w:pPr>
+            <w:tcW w:type="dxa" w:w="1892"/>
+            <w:tcBorders>
+              <w:top w:val="single" w:color="000000" w:sz="4"/>
+              <w:left w:val="single" w:color="000000" w:sz="4"/>
+              <w:bottom w:val="single" w:color="000000" w:sz="4"/>
+              <w:right w:val="single" w:color="000000" w:sz="4"/>
+            </w:tcBorders>
+            <w:tcMar>
+              <w:top w:type="dxa" w:w="30"/>
+              <w:left w:type="dxa" w:w="70"/>
+              <w:bottom w:type="dxa" w:w="30"/>
+              <w:right w:type="dxa" w:w="70"/>
+            </w:tcMar>
+            <w:vAlign w:val="center"/>
+          </w:tcPr>
+          <w:p>
+            <w:pPr>
+              <w:keepNext/>
               <w:spacing w:after="0" w:before="0" w:line="240" w:lineRule="auto"/>
               <w:jc w:val="left"/>
             </w:pPr>
@@ -1946,23 +1966,24 @@
         </w:tc>
         <w:tc>
           <w:tcPr>
-            <w:tcW w:type="dxa" w:w="1190"/>
-            <w:tcBorders>
-              <w:top w:val="single" w:color="000000" w:sz="4"/>
-              <w:left w:val="single" w:color="000000" w:sz="4"/>
-              <w:bottom w:val="single" w:color="000000" w:sz="4"/>
-              <w:right w:val="single" w:color="000000" w:sz="4"/>
-            </w:tcBorders>
-            <w:tcMar>
-              <w:top w:type="dxa" w:w="30"/>
-              <w:left w:type="dxa" w:w="70"/>
-              <w:bottom w:type="dxa" w:w="30"/>
-              <w:right w:type="dxa" w:w="70"/>
-            </w:tcMar>
-            <w:vAlign w:val="center"/>
-          </w:tcPr>
-          <w:p>
-            <w:pPr>
+            <w:tcW w:type="dxa" w:w="1322"/>
+            <w:tcBorders>
+              <w:top w:val="single" w:color="000000" w:sz="4"/>
+              <w:left w:val="single" w:color="000000" w:sz="4"/>
+              <w:bottom w:val="single" w:color="000000" w:sz="4"/>
+              <w:right w:val="single" w:color="000000" w:sz="4"/>
+            </w:tcBorders>
+            <w:tcMar>
+              <w:top w:type="dxa" w:w="30"/>
+              <w:left w:type="dxa" w:w="70"/>
+              <w:bottom w:type="dxa" w:w="30"/>
+              <w:right w:type="dxa" w:w="70"/>
+            </w:tcMar>
+            <w:vAlign w:val="center"/>
+          </w:tcPr>
+          <w:p>
+            <w:pPr>
+              <w:keepNext/>
               <w:spacing w:after="0" w:before="0" w:line="240" w:lineRule="auto"/>
               <w:jc w:val="left"/>
             </w:pPr>
@@ -1982,23 +2003,24 @@
         </w:tc>
         <w:tc>
           <w:tcPr>
-            <w:tcW w:type="dxa" w:w="1685"/>
-            <w:tcBorders>
-              <w:top w:val="single" w:color="000000" w:sz="4"/>
-              <w:left w:val="single" w:color="000000" w:sz="4"/>
-              <w:bottom w:val="single" w:color="000000" w:sz="4"/>
-              <w:right w:val="single" w:color="000000" w:sz="4"/>
-            </w:tcBorders>
-            <w:tcMar>
-              <w:top w:type="dxa" w:w="30"/>
-              <w:left w:type="dxa" w:w="70"/>
-              <w:bottom w:type="dxa" w:w="30"/>
-              <w:right w:type="dxa" w:w="70"/>
-            </w:tcMar>
-            <w:vAlign w:val="center"/>
-          </w:tcPr>
-          <w:p>
-            <w:pPr>
+            <w:tcW w:type="dxa" w:w="1212"/>
+            <w:tcBorders>
+              <w:top w:val="single" w:color="000000" w:sz="4"/>
+              <w:left w:val="single" w:color="000000" w:sz="4"/>
+              <w:bottom w:val="single" w:color="000000" w:sz="4"/>
+              <w:right w:val="single" w:color="000000" w:sz="4"/>
+            </w:tcBorders>
+            <w:tcMar>
+              <w:top w:type="dxa" w:w="30"/>
+              <w:left w:type="dxa" w:w="70"/>
+              <w:bottom w:type="dxa" w:w="30"/>
+              <w:right w:type="dxa" w:w="70"/>
+            </w:tcMar>
+            <w:vAlign w:val="center"/>
+          </w:tcPr>
+          <w:p>
+            <w:pPr>
+              <w:keepNext/>
               <w:spacing w:after="0" w:before="0" w:line="240" w:lineRule="auto"/>
               <w:jc w:val="left"/>
             </w:pPr>
@@ -2018,23 +2040,24 @@
         </w:tc>
         <w:tc>
           <w:tcPr>
-            <w:tcW w:type="dxa" w:w="1190"/>
-            <w:tcBorders>
-              <w:top w:val="single" w:color="000000" w:sz="4"/>
-              <w:left w:val="single" w:color="000000" w:sz="4"/>
-              <w:bottom w:val="single" w:color="000000" w:sz="4"/>
-              <w:right w:val="single" w:color="000000" w:sz="4"/>
-            </w:tcBorders>
-            <w:tcMar>
-              <w:top w:type="dxa" w:w="30"/>
-              <w:left w:type="dxa" w:w="70"/>
-              <w:bottom w:type="dxa" w:w="30"/>
-              <w:right w:type="dxa" w:w="70"/>
-            </w:tcMar>
-            <w:vAlign w:val="center"/>
-          </w:tcPr>
-          <w:p>
-            <w:pPr>
+            <w:tcW w:type="dxa" w:w="1652"/>
+            <w:tcBorders>
+              <w:top w:val="single" w:color="000000" w:sz="4"/>
+              <w:left w:val="single" w:color="000000" w:sz="4"/>
+              <w:bottom w:val="single" w:color="000000" w:sz="4"/>
+              <w:right w:val="single" w:color="000000" w:sz="4"/>
+            </w:tcBorders>
+            <w:tcMar>
+              <w:top w:type="dxa" w:w="30"/>
+              <w:left w:type="dxa" w:w="70"/>
+              <w:bottom w:type="dxa" w:w="30"/>
+              <w:right w:type="dxa" w:w="70"/>
+            </w:tcMar>
+            <w:vAlign w:val="center"/>
+          </w:tcPr>
+          <w:p>
+            <w:pPr>
+              <w:keepNext/>
               <w:spacing w:after="0" w:before="0" w:line="240" w:lineRule="auto"/>
               <w:jc w:val="left"/>
             </w:pPr>
@@ -2054,23 +2077,24 @@
         </w:tc>
         <w:tc>
           <w:tcPr>
-            <w:tcW w:type="dxa" w:w="1055"/>
-            <w:tcBorders>
-              <w:top w:val="single" w:color="000000" w:sz="4"/>
-              <w:left w:val="single" w:color="000000" w:sz="4"/>
-              <w:bottom w:val="single" w:color="000000" w:sz="4"/>
-              <w:right w:val="single" w:color="000000" w:sz="4"/>
-            </w:tcBorders>
-            <w:tcMar>
-              <w:top w:type="dxa" w:w="30"/>
-              <w:left w:type="dxa" w:w="70"/>
-              <w:bottom w:type="dxa" w:w="30"/>
-              <w:right w:type="dxa" w:w="70"/>
-            </w:tcMar>
-            <w:vAlign w:val="center"/>
-          </w:tcPr>
-          <w:p>
-            <w:pPr>
+            <w:tcW w:type="dxa" w:w="1117"/>
+            <w:tcBorders>
+              <w:top w:val="single" w:color="000000" w:sz="4"/>
+              <w:left w:val="single" w:color="000000" w:sz="4"/>
+              <w:bottom w:val="single" w:color="000000" w:sz="4"/>
+              <w:right w:val="single" w:color="000000" w:sz="4"/>
+            </w:tcBorders>
+            <w:tcMar>
+              <w:top w:type="dxa" w:w="30"/>
+              <w:left w:type="dxa" w:w="70"/>
+              <w:bottom w:type="dxa" w:w="30"/>
+              <w:right w:type="dxa" w:w="70"/>
+            </w:tcMar>
+            <w:vAlign w:val="center"/>
+          </w:tcPr>
+          <w:p>
+            <w:pPr>
+              <w:keepNext/>
               <w:spacing w:after="0" w:before="0" w:line="240" w:lineRule="auto"/>
               <w:jc w:val="left"/>
             </w:pPr>
@@ -2113,6 +2137,7 @@
           </w:tcPr>
           <w:p>
             <w:pPr>
+              <w:keepNext/>
               <w:spacing w:after="0" w:before="0" w:line="240" w:lineRule="auto"/>
               <w:jc w:val="left"/>
             </w:pPr>
@@ -2132,23 +2157,24 @@
         </w:tc>
         <w:tc>
           <w:tcPr>
-            <w:tcW w:type="dxa" w:w="1205"/>
-            <w:tcBorders>
-              <w:top w:val="single" w:color="000000" w:sz="4"/>
-              <w:left w:val="single" w:color="000000" w:sz="4"/>
-              <w:bottom w:val="single" w:color="000000" w:sz="4"/>
-              <w:right w:val="single" w:color="000000" w:sz="4"/>
-            </w:tcBorders>
-            <w:tcMar>
-              <w:top w:type="dxa" w:w="30"/>
-              <w:left w:type="dxa" w:w="70"/>
-              <w:bottom w:type="dxa" w:w="30"/>
-              <w:right w:type="dxa" w:w="70"/>
-            </w:tcMar>
-            <w:vAlign w:val="center"/>
-          </w:tcPr>
-          <w:p>
-            <w:pPr>
+            <w:tcW w:type="dxa" w:w="1066"/>
+            <w:tcBorders>
+              <w:top w:val="single" w:color="000000" w:sz="4"/>
+              <w:left w:val="single" w:color="000000" w:sz="4"/>
+              <w:bottom w:val="single" w:color="000000" w:sz="4"/>
+              <w:right w:val="single" w:color="000000" w:sz="4"/>
+            </w:tcBorders>
+            <w:tcMar>
+              <w:top w:type="dxa" w:w="30"/>
+              <w:left w:type="dxa" w:w="70"/>
+              <w:bottom w:type="dxa" w:w="30"/>
+              <w:right w:type="dxa" w:w="70"/>
+            </w:tcMar>
+            <w:vAlign w:val="center"/>
+          </w:tcPr>
+          <w:p>
+            <w:pPr>
+              <w:keepNext/>
               <w:spacing w:after="0" w:before="0" w:line="240" w:lineRule="auto"/>
               <w:jc w:val="left"/>
             </w:pPr>
@@ -2169,23 +2195,24 @@
         </w:tc>
         <w:tc>
           <w:tcPr>
-            <w:tcW w:type="dxa" w:w="968"/>
-            <w:tcBorders>
-              <w:top w:val="single" w:color="000000" w:sz="4"/>
-              <w:left w:val="single" w:color="000000" w:sz="4"/>
-              <w:bottom w:val="single" w:color="000000" w:sz="4"/>
-              <w:right w:val="single" w:color="000000" w:sz="4"/>
-            </w:tcBorders>
-            <w:tcMar>
-              <w:top w:type="dxa" w:w="30"/>
-              <w:left w:type="dxa" w:w="70"/>
-              <w:bottom w:type="dxa" w:w="30"/>
-              <w:right w:type="dxa" w:w="70"/>
-            </w:tcMar>
-            <w:vAlign w:val="center"/>
-          </w:tcPr>
-          <w:p>
-            <w:pPr>
+            <w:tcW w:type="dxa" w:w="856"/>
+            <w:tcBorders>
+              <w:top w:val="single" w:color="000000" w:sz="4"/>
+              <w:left w:val="single" w:color="000000" w:sz="4"/>
+              <w:bottom w:val="single" w:color="000000" w:sz="4"/>
+              <w:right w:val="single" w:color="000000" w:sz="4"/>
+            </w:tcBorders>
+            <w:tcMar>
+              <w:top w:type="dxa" w:w="30"/>
+              <w:left w:type="dxa" w:w="70"/>
+              <w:bottom w:type="dxa" w:w="30"/>
+              <w:right w:type="dxa" w:w="70"/>
+            </w:tcMar>
+            <w:vAlign w:val="center"/>
+          </w:tcPr>
+          <w:p>
+            <w:pPr>
+              <w:keepNext/>
               <w:spacing w:after="0" w:before="0" w:line="240" w:lineRule="auto"/>
               <w:jc w:val="left"/>
             </w:pPr>
@@ -2206,23 +2233,24 @@
         </w:tc>
         <w:tc>
           <w:tcPr>
-            <w:tcW w:type="dxa" w:w="862"/>
-            <w:tcBorders>
-              <w:top w:val="single" w:color="000000" w:sz="4"/>
-              <w:left w:val="single" w:color="000000" w:sz="4"/>
-              <w:bottom w:val="single" w:color="000000" w:sz="4"/>
-              <w:right w:val="single" w:color="000000" w:sz="4"/>
-            </w:tcBorders>
-            <w:tcMar>
-              <w:top w:type="dxa" w:w="30"/>
-              <w:left w:type="dxa" w:w="70"/>
-              <w:bottom w:type="dxa" w:w="30"/>
-              <w:right w:type="dxa" w:w="70"/>
-            </w:tcMar>
-            <w:vAlign w:val="center"/>
-          </w:tcPr>
-          <w:p>
-            <w:pPr>
+            <w:tcW w:type="dxa" w:w="942"/>
+            <w:tcBorders>
+              <w:top w:val="single" w:color="000000" w:sz="4"/>
+              <w:left w:val="single" w:color="000000" w:sz="4"/>
+              <w:bottom w:val="single" w:color="000000" w:sz="4"/>
+              <w:right w:val="single" w:color="000000" w:sz="4"/>
+            </w:tcBorders>
+            <w:tcMar>
+              <w:top w:type="dxa" w:w="30"/>
+              <w:left w:type="dxa" w:w="70"/>
+              <w:bottom w:type="dxa" w:w="30"/>
+              <w:right w:type="dxa" w:w="70"/>
+            </w:tcMar>
+            <w:vAlign w:val="center"/>
+          </w:tcPr>
+          <w:p>
+            <w:pPr>
+              <w:keepNext/>
               <w:spacing w:after="0" w:before="0" w:line="240" w:lineRule="auto"/>
               <w:jc w:val="left"/>
             </w:pPr>
@@ -2260,6 +2288,7 @@
           </w:tcPr>
           <w:p>
             <w:pPr>
+              <w:keepNext/>
               <w:spacing w:after="0" w:before="0" w:line="240" w:lineRule="auto"/>
               <w:jc w:val="left"/>
             </w:pPr>
@@ -2280,23 +2309,24 @@
         </w:tc>
         <w:tc>
           <w:tcPr>
-            <w:tcW w:type="dxa" w:w="1015"/>
-            <w:tcBorders>
-              <w:top w:val="single" w:color="000000" w:sz="4"/>
-              <w:left w:val="single" w:color="000000" w:sz="4"/>
-              <w:bottom w:val="single" w:color="000000" w:sz="4"/>
-              <w:right w:val="single" w:color="000000" w:sz="4"/>
-            </w:tcBorders>
-            <w:tcMar>
-              <w:top w:type="dxa" w:w="30"/>
-              <w:left w:type="dxa" w:w="70"/>
-              <w:bottom w:type="dxa" w:w="30"/>
-              <w:right w:type="dxa" w:w="70"/>
-            </w:tcMar>
-            <w:vAlign w:val="center"/>
-          </w:tcPr>
-          <w:p>
-            <w:pPr>
+            <w:tcW w:type="dxa" w:w="1186"/>
+            <w:tcBorders>
+              <w:top w:val="single" w:color="000000" w:sz="4"/>
+              <w:left w:val="single" w:color="000000" w:sz="4"/>
+              <w:bottom w:val="single" w:color="000000" w:sz="4"/>
+              <w:right w:val="single" w:color="000000" w:sz="4"/>
+            </w:tcBorders>
+            <w:tcMar>
+              <w:top w:type="dxa" w:w="30"/>
+              <w:left w:type="dxa" w:w="70"/>
+              <w:bottom w:type="dxa" w:w="30"/>
+              <w:right w:type="dxa" w:w="70"/>
+            </w:tcMar>
+            <w:vAlign w:val="center"/>
+          </w:tcPr>
+          <w:p>
+            <w:pPr>
+              <w:keepNext/>
               <w:spacing w:after="0" w:before="0" w:line="240" w:lineRule="auto"/>
               <w:jc w:val="left"/>
             </w:pPr>
@@ -2317,23 +2347,24 @@
         </w:tc>
         <w:tc>
           <w:tcPr>
-            <w:tcW w:type="dxa" w:w="1507"/>
-            <w:tcBorders>
-              <w:top w:val="single" w:color="000000" w:sz="4"/>
-              <w:left w:val="single" w:color="000000" w:sz="4"/>
-              <w:bottom w:val="single" w:color="000000" w:sz="4"/>
-              <w:right w:val="single" w:color="000000" w:sz="4"/>
-            </w:tcBorders>
-            <w:tcMar>
-              <w:top w:type="dxa" w:w="30"/>
-              <w:left w:type="dxa" w:w="70"/>
-              <w:bottom w:type="dxa" w:w="30"/>
-              <w:right w:type="dxa" w:w="70"/>
-            </w:tcMar>
-            <w:vAlign w:val="center"/>
-          </w:tcPr>
-          <w:p>
-            <w:pPr>
+            <w:tcW w:type="dxa" w:w="1410"/>
+            <w:tcBorders>
+              <w:top w:val="single" w:color="000000" w:sz="4"/>
+              <w:left w:val="single" w:color="000000" w:sz="4"/>
+              <w:bottom w:val="single" w:color="000000" w:sz="4"/>
+              <w:right w:val="single" w:color="000000" w:sz="4"/>
+            </w:tcBorders>
+            <w:tcMar>
+              <w:top w:type="dxa" w:w="30"/>
+              <w:left w:type="dxa" w:w="70"/>
+              <w:bottom w:type="dxa" w:w="30"/>
+              <w:right w:type="dxa" w:w="70"/>
+            </w:tcMar>
+            <w:vAlign w:val="center"/>
+          </w:tcPr>
+          <w:p>
+            <w:pPr>
+              <w:keepNext/>
               <w:spacing w:after="0" w:before="0" w:line="240" w:lineRule="auto"/>
               <w:jc w:val="left"/>
             </w:pPr>
@@ -2354,23 +2385,24 @@
         </w:tc>
         <w:tc>
           <w:tcPr>
-            <w:tcW w:type="dxa" w:w="1978"/>
-            <w:tcBorders>
-              <w:top w:val="single" w:color="000000" w:sz="4"/>
-              <w:left w:val="single" w:color="000000" w:sz="4"/>
-              <w:bottom w:val="single" w:color="000000" w:sz="4"/>
-              <w:right w:val="single" w:color="000000" w:sz="4"/>
-            </w:tcBorders>
-            <w:tcMar>
-              <w:top w:type="dxa" w:w="30"/>
-              <w:left w:type="dxa" w:w="70"/>
-              <w:bottom w:type="dxa" w:w="30"/>
-              <w:right w:type="dxa" w:w="70"/>
-            </w:tcMar>
-            <w:vAlign w:val="center"/>
-          </w:tcPr>
-          <w:p>
-            <w:pPr>
+            <w:tcW w:type="dxa" w:w="1892"/>
+            <w:tcBorders>
+              <w:top w:val="single" w:color="000000" w:sz="4"/>
+              <w:left w:val="single" w:color="000000" w:sz="4"/>
+              <w:bottom w:val="single" w:color="000000" w:sz="4"/>
+              <w:right w:val="single" w:color="000000" w:sz="4"/>
+            </w:tcBorders>
+            <w:tcMar>
+              <w:top w:type="dxa" w:w="30"/>
+              <w:left w:type="dxa" w:w="70"/>
+              <w:bottom w:type="dxa" w:w="30"/>
+              <w:right w:type="dxa" w:w="70"/>
+            </w:tcMar>
+            <w:vAlign w:val="center"/>
+          </w:tcPr>
+          <w:p>
+            <w:pPr>
+              <w:keepNext/>
               <w:spacing w:after="0" w:before="0" w:line="240" w:lineRule="auto"/>
               <w:jc w:val="left"/>
             </w:pPr>
@@ -2391,23 +2423,24 @@
         </w:tc>
         <w:tc>
           <w:tcPr>
-            <w:tcW w:type="dxa" w:w="1190"/>
-            <w:tcBorders>
-              <w:top w:val="single" w:color="000000" w:sz="4"/>
-              <w:left w:val="single" w:color="000000" w:sz="4"/>
-              <w:bottom w:val="single" w:color="000000" w:sz="4"/>
-              <w:right w:val="single" w:color="000000" w:sz="4"/>
-            </w:tcBorders>
-            <w:tcMar>
-              <w:top w:type="dxa" w:w="30"/>
-              <w:left w:type="dxa" w:w="70"/>
-              <w:bottom w:type="dxa" w:w="30"/>
-              <w:right w:type="dxa" w:w="70"/>
-            </w:tcMar>
-            <w:vAlign w:val="center"/>
-          </w:tcPr>
-          <w:p>
-            <w:pPr>
+            <w:tcW w:type="dxa" w:w="1322"/>
+            <w:tcBorders>
+              <w:top w:val="single" w:color="000000" w:sz="4"/>
+              <w:left w:val="single" w:color="000000" w:sz="4"/>
+              <w:bottom w:val="single" w:color="000000" w:sz="4"/>
+              <w:right w:val="single" w:color="000000" w:sz="4"/>
+            </w:tcBorders>
+            <w:tcMar>
+              <w:top w:type="dxa" w:w="30"/>
+              <w:left w:type="dxa" w:w="70"/>
+              <w:bottom w:type="dxa" w:w="30"/>
+              <w:right w:type="dxa" w:w="70"/>
+            </w:tcMar>
+            <w:vAlign w:val="center"/>
+          </w:tcPr>
+          <w:p>
+            <w:pPr>
+              <w:keepNext/>
               <w:spacing w:after="0" w:before="0" w:line="240" w:lineRule="auto"/>
               <w:jc w:val="left"/>
             </w:pPr>
@@ -2428,23 +2461,24 @@
         </w:tc>
         <w:tc>
           <w:tcPr>
-            <w:tcW w:type="dxa" w:w="1685"/>
-            <w:tcBorders>
-              <w:top w:val="single" w:color="000000" w:sz="4"/>
-              <w:left w:val="single" w:color="000000" w:sz="4"/>
-              <w:bottom w:val="single" w:color="000000" w:sz="4"/>
-              <w:right w:val="single" w:color="000000" w:sz="4"/>
-            </w:tcBorders>
-            <w:tcMar>
-              <w:top w:type="dxa" w:w="30"/>
-              <w:left w:type="dxa" w:w="70"/>
-              <w:bottom w:type="dxa" w:w="30"/>
-              <w:right w:type="dxa" w:w="70"/>
-            </w:tcMar>
-            <w:vAlign w:val="center"/>
-          </w:tcPr>
-          <w:p>
-            <w:pPr>
+            <w:tcW w:type="dxa" w:w="1212"/>
+            <w:tcBorders>
+              <w:top w:val="single" w:color="000000" w:sz="4"/>
+              <w:left w:val="single" w:color="000000" w:sz="4"/>
+              <w:bottom w:val="single" w:color="000000" w:sz="4"/>
+              <w:right w:val="single" w:color="000000" w:sz="4"/>
+            </w:tcBorders>
+            <w:tcMar>
+              <w:top w:type="dxa" w:w="30"/>
+              <w:left w:type="dxa" w:w="70"/>
+              <w:bottom w:type="dxa" w:w="30"/>
+              <w:right w:type="dxa" w:w="70"/>
+            </w:tcMar>
+            <w:vAlign w:val="center"/>
+          </w:tcPr>
+          <w:p>
+            <w:pPr>
+              <w:keepNext/>
               <w:spacing w:after="0" w:before="0" w:line="240" w:lineRule="auto"/>
               <w:jc w:val="left"/>
             </w:pPr>
@@ -2465,23 +2499,24 @@
         </w:tc>
         <w:tc>
           <w:tcPr>
-            <w:tcW w:type="dxa" w:w="1190"/>
-            <w:tcBorders>
-              <w:top w:val="single" w:color="000000" w:sz="4"/>
-              <w:left w:val="single" w:color="000000" w:sz="4"/>
-              <w:bottom w:val="single" w:color="000000" w:sz="4"/>
-              <w:right w:val="single" w:color="000000" w:sz="4"/>
-            </w:tcBorders>
-            <w:tcMar>
-              <w:top w:type="dxa" w:w="30"/>
-              <w:left w:type="dxa" w:w="70"/>
-              <w:bottom w:type="dxa" w:w="30"/>
-              <w:right w:type="dxa" w:w="70"/>
-            </w:tcMar>
-            <w:vAlign w:val="center"/>
-          </w:tcPr>
-          <w:p>
-            <w:pPr>
+            <w:tcW w:type="dxa" w:w="1652"/>
+            <w:tcBorders>
+              <w:top w:val="single" w:color="000000" w:sz="4"/>
+              <w:left w:val="single" w:color="000000" w:sz="4"/>
+              <w:bottom w:val="single" w:color="000000" w:sz="4"/>
+              <w:right w:val="single" w:color="000000" w:sz="4"/>
+            </w:tcBorders>
+            <w:tcMar>
+              <w:top w:type="dxa" w:w="30"/>
+              <w:left w:type="dxa" w:w="70"/>
+              <w:bottom w:type="dxa" w:w="30"/>
+              <w:right w:type="dxa" w:w="70"/>
+            </w:tcMar>
+            <w:vAlign w:val="center"/>
+          </w:tcPr>
+          <w:p>
+            <w:pPr>
+              <w:keepNext/>
               <w:spacing w:after="0" w:before="0" w:line="240" w:lineRule="auto"/>
               <w:jc w:val="left"/>
             </w:pPr>
@@ -2502,23 +2537,24 @@
         </w:tc>
         <w:tc>
           <w:tcPr>
-            <w:tcW w:type="dxa" w:w="1055"/>
-            <w:tcBorders>
-              <w:top w:val="single" w:color="000000" w:sz="4"/>
-              <w:left w:val="single" w:color="000000" w:sz="4"/>
-              <w:bottom w:val="single" w:color="000000" w:sz="4"/>
-              <w:right w:val="single" w:color="000000" w:sz="4"/>
-            </w:tcBorders>
-            <w:tcMar>
-              <w:top w:type="dxa" w:w="30"/>
-              <w:left w:type="dxa" w:w="70"/>
-              <w:bottom w:type="dxa" w:w="30"/>
-              <w:right w:type="dxa" w:w="70"/>
-            </w:tcMar>
-            <w:vAlign w:val="center"/>
-          </w:tcPr>
-          <w:p>
-            <w:pPr>
+            <w:tcW w:type="dxa" w:w="1117"/>
+            <w:tcBorders>
+              <w:top w:val="single" w:color="000000" w:sz="4"/>
+              <w:left w:val="single" w:color="000000" w:sz="4"/>
+              <w:bottom w:val="single" w:color="000000" w:sz="4"/>
+              <w:right w:val="single" w:color="000000" w:sz="4"/>
+            </w:tcBorders>
+            <w:tcMar>
+              <w:top w:type="dxa" w:w="30"/>
+              <w:left w:type="dxa" w:w="70"/>
+              <w:bottom w:type="dxa" w:w="30"/>
+              <w:right w:type="dxa" w:w="70"/>
+            </w:tcMar>
+            <w:vAlign w:val="center"/>
+          </w:tcPr>
+          <w:p>
+            <w:pPr>
+              <w:keepNext/>
               <w:spacing w:after="0" w:before="0" w:line="240" w:lineRule="auto"/>
               <w:jc w:val="left"/>
             </w:pPr>
@@ -2562,6 +2598,7 @@
           </w:tcPr>
           <w:p>
             <w:pPr>
+              <w:keepNext w:val="false"/>
               <w:spacing w:after="0" w:before="0" w:line="240" w:lineRule="auto"/>
               <w:jc w:val="left"/>
             </w:pPr>
@@ -2581,23 +2618,24 @@
         </w:tc>
         <w:tc>
           <w:tcPr>
-            <w:tcW w:type="dxa" w:w="1205"/>
-            <w:tcBorders>
-              <w:top w:val="single" w:color="000000" w:sz="4"/>
-              <w:left w:val="single" w:color="000000" w:sz="4"/>
-              <w:bottom w:val="single" w:color="000000" w:sz="4"/>
-              <w:right w:val="single" w:color="000000" w:sz="4"/>
-            </w:tcBorders>
-            <w:tcMar>
-              <w:top w:type="dxa" w:w="30"/>
-              <w:left w:type="dxa" w:w="70"/>
-              <w:bottom w:type="dxa" w:w="30"/>
-              <w:right w:type="dxa" w:w="70"/>
-            </w:tcMar>
-            <w:vAlign w:val="center"/>
-          </w:tcPr>
-          <w:p>
-            <w:pPr>
+            <w:tcW w:type="dxa" w:w="1066"/>
+            <w:tcBorders>
+              <w:top w:val="single" w:color="000000" w:sz="4"/>
+              <w:left w:val="single" w:color="000000" w:sz="4"/>
+              <w:bottom w:val="single" w:color="000000" w:sz="4"/>
+              <w:right w:val="single" w:color="000000" w:sz="4"/>
+            </w:tcBorders>
+            <w:tcMar>
+              <w:top w:type="dxa" w:w="30"/>
+              <w:left w:type="dxa" w:w="70"/>
+              <w:bottom w:type="dxa" w:w="30"/>
+              <w:right w:type="dxa" w:w="70"/>
+            </w:tcMar>
+            <w:vAlign w:val="center"/>
+          </w:tcPr>
+          <w:p>
+            <w:pPr>
+              <w:keepNext w:val="false"/>
               <w:spacing w:after="0" w:before="0" w:line="240" w:lineRule="auto"/>
               <w:jc w:val="left"/>
             </w:pPr>
@@ -2617,23 +2655,24 @@
         </w:tc>
         <w:tc>
           <w:tcPr>
-            <w:tcW w:type="dxa" w:w="968"/>
-            <w:tcBorders>
-              <w:top w:val="single" w:color="000000" w:sz="4"/>
-              <w:left w:val="single" w:color="000000" w:sz="4"/>
-              <w:bottom w:val="single" w:color="000000" w:sz="4"/>
-              <w:right w:val="single" w:color="000000" w:sz="4"/>
-            </w:tcBorders>
-            <w:tcMar>
-              <w:top w:type="dxa" w:w="30"/>
-              <w:left w:type="dxa" w:w="70"/>
-              <w:bottom w:type="dxa" w:w="30"/>
-              <w:right w:type="dxa" w:w="70"/>
-            </w:tcMar>
-            <w:vAlign w:val="center"/>
-          </w:tcPr>
-          <w:p>
-            <w:pPr>
+            <w:tcW w:type="dxa" w:w="856"/>
+            <w:tcBorders>
+              <w:top w:val="single" w:color="000000" w:sz="4"/>
+              <w:left w:val="single" w:color="000000" w:sz="4"/>
+              <w:bottom w:val="single" w:color="000000" w:sz="4"/>
+              <w:right w:val="single" w:color="000000" w:sz="4"/>
+            </w:tcBorders>
+            <w:tcMar>
+              <w:top w:type="dxa" w:w="30"/>
+              <w:left w:type="dxa" w:w="70"/>
+              <w:bottom w:type="dxa" w:w="30"/>
+              <w:right w:type="dxa" w:w="70"/>
+            </w:tcMar>
+            <w:vAlign w:val="center"/>
+          </w:tcPr>
+          <w:p>
+            <w:pPr>
+              <w:keepNext w:val="false"/>
               <w:spacing w:after="0" w:before="0" w:line="240" w:lineRule="auto"/>
               <w:jc w:val="left"/>
             </w:pPr>
@@ -2653,23 +2692,24 @@
         </w:tc>
         <w:tc>
           <w:tcPr>
-            <w:tcW w:type="dxa" w:w="862"/>
-            <w:tcBorders>
-              <w:top w:val="single" w:color="000000" w:sz="4"/>
-              <w:left w:val="single" w:color="000000" w:sz="4"/>
-              <w:bottom w:val="single" w:color="000000" w:sz="4"/>
-              <w:right w:val="single" w:color="000000" w:sz="4"/>
-            </w:tcBorders>
-            <w:tcMar>
-              <w:top w:type="dxa" w:w="30"/>
-              <w:left w:type="dxa" w:w="70"/>
-              <w:bottom w:type="dxa" w:w="30"/>
-              <w:right w:type="dxa" w:w="70"/>
-            </w:tcMar>
-            <w:vAlign w:val="center"/>
-          </w:tcPr>
-          <w:p>
-            <w:pPr>
+            <w:tcW w:type="dxa" w:w="942"/>
+            <w:tcBorders>
+              <w:top w:val="single" w:color="000000" w:sz="4"/>
+              <w:left w:val="single" w:color="000000" w:sz="4"/>
+              <w:bottom w:val="single" w:color="000000" w:sz="4"/>
+              <w:right w:val="single" w:color="000000" w:sz="4"/>
+            </w:tcBorders>
+            <w:tcMar>
+              <w:top w:type="dxa" w:w="30"/>
+              <w:left w:type="dxa" w:w="70"/>
+              <w:bottom w:type="dxa" w:w="30"/>
+              <w:right w:type="dxa" w:w="70"/>
+            </w:tcMar>
+            <w:vAlign w:val="center"/>
+          </w:tcPr>
+          <w:p>
+            <w:pPr>
+              <w:keepNext w:val="false"/>
               <w:spacing w:after="0" w:before="0" w:line="240" w:lineRule="auto"/>
               <w:jc w:val="left"/>
             </w:pPr>
@@ -2706,6 +2746,7 @@
           </w:tcPr>
           <w:p>
             <w:pPr>
+              <w:keepNext w:val="false"/>
               <w:spacing w:after="0" w:before="0" w:line="240" w:lineRule="auto"/>
               <w:jc w:val="left"/>
             </w:pPr>
@@ -2725,23 +2766,24 @@
         </w:tc>
         <w:tc>
           <w:tcPr>
-            <w:tcW w:type="dxa" w:w="1015"/>
-            <w:tcBorders>
-              <w:top w:val="single" w:color="000000" w:sz="4"/>
-              <w:left w:val="single" w:color="000000" w:sz="4"/>
-              <w:bottom w:val="single" w:color="000000" w:sz="4"/>
-              <w:right w:val="single" w:color="000000" w:sz="4"/>
-            </w:tcBorders>
-            <w:tcMar>
-              <w:top w:type="dxa" w:w="30"/>
-              <w:left w:type="dxa" w:w="70"/>
-              <w:bottom w:type="dxa" w:w="30"/>
-              <w:right w:type="dxa" w:w="70"/>
-            </w:tcMar>
-            <w:vAlign w:val="center"/>
-          </w:tcPr>
-          <w:p>
-            <w:pPr>
+            <w:tcW w:type="dxa" w:w="1186"/>
+            <w:tcBorders>
+              <w:top w:val="single" w:color="000000" w:sz="4"/>
+              <w:left w:val="single" w:color="000000" w:sz="4"/>
+              <w:bottom w:val="single" w:color="000000" w:sz="4"/>
+              <w:right w:val="single" w:color="000000" w:sz="4"/>
+            </w:tcBorders>
+            <w:tcMar>
+              <w:top w:type="dxa" w:w="30"/>
+              <w:left w:type="dxa" w:w="70"/>
+              <w:bottom w:type="dxa" w:w="30"/>
+              <w:right w:type="dxa" w:w="70"/>
+            </w:tcMar>
+            <w:vAlign w:val="center"/>
+          </w:tcPr>
+          <w:p>
+            <w:pPr>
+              <w:keepNext w:val="false"/>
               <w:spacing w:after="0" w:before="0" w:line="240" w:lineRule="auto"/>
               <w:jc w:val="left"/>
             </w:pPr>
@@ -2761,23 +2803,24 @@
         </w:tc>
         <w:tc>
           <w:tcPr>
-            <w:tcW w:type="dxa" w:w="1507"/>
-            <w:tcBorders>
-              <w:top w:val="single" w:color="000000" w:sz="4"/>
-              <w:left w:val="single" w:color="000000" w:sz="4"/>
-              <w:bottom w:val="single" w:color="000000" w:sz="4"/>
-              <w:right w:val="single" w:color="000000" w:sz="4"/>
-            </w:tcBorders>
-            <w:tcMar>
-              <w:top w:type="dxa" w:w="30"/>
-              <w:left w:type="dxa" w:w="70"/>
-              <w:bottom w:type="dxa" w:w="30"/>
-              <w:right w:type="dxa" w:w="70"/>
-            </w:tcMar>
-            <w:vAlign w:val="center"/>
-          </w:tcPr>
-          <w:p>
-            <w:pPr>
+            <w:tcW w:type="dxa" w:w="1410"/>
+            <w:tcBorders>
+              <w:top w:val="single" w:color="000000" w:sz="4"/>
+              <w:left w:val="single" w:color="000000" w:sz="4"/>
+              <w:bottom w:val="single" w:color="000000" w:sz="4"/>
+              <w:right w:val="single" w:color="000000" w:sz="4"/>
+            </w:tcBorders>
+            <w:tcMar>
+              <w:top w:type="dxa" w:w="30"/>
+              <w:left w:type="dxa" w:w="70"/>
+              <w:bottom w:type="dxa" w:w="30"/>
+              <w:right w:type="dxa" w:w="70"/>
+            </w:tcMar>
+            <w:vAlign w:val="center"/>
+          </w:tcPr>
+          <w:p>
+            <w:pPr>
+              <w:keepNext w:val="false"/>
               <w:spacing w:after="0" w:before="0" w:line="240" w:lineRule="auto"/>
               <w:jc w:val="left"/>
             </w:pPr>
@@ -2797,23 +2840,24 @@
         </w:tc>
         <w:tc>
           <w:tcPr>
-            <w:tcW w:type="dxa" w:w="1978"/>
-            <w:tcBorders>
-              <w:top w:val="single" w:color="000000" w:sz="4"/>
-              <w:left w:val="single" w:color="000000" w:sz="4"/>
-              <w:bottom w:val="single" w:color="000000" w:sz="4"/>
-              <w:right w:val="single" w:color="000000" w:sz="4"/>
-            </w:tcBorders>
-            <w:tcMar>
-              <w:top w:type="dxa" w:w="30"/>
-              <w:left w:type="dxa" w:w="70"/>
-              <w:bottom w:type="dxa" w:w="30"/>
-              <w:right w:type="dxa" w:w="70"/>
-            </w:tcMar>
-            <w:vAlign w:val="center"/>
-          </w:tcPr>
-          <w:p>
-            <w:pPr>
+            <w:tcW w:type="dxa" w:w="1892"/>
+            <w:tcBorders>
+              <w:top w:val="single" w:color="000000" w:sz="4"/>
+              <w:left w:val="single" w:color="000000" w:sz="4"/>
+              <w:bottom w:val="single" w:color="000000" w:sz="4"/>
+              <w:right w:val="single" w:color="000000" w:sz="4"/>
+            </w:tcBorders>
+            <w:tcMar>
+              <w:top w:type="dxa" w:w="30"/>
+              <w:left w:type="dxa" w:w="70"/>
+              <w:bottom w:type="dxa" w:w="30"/>
+              <w:right w:type="dxa" w:w="70"/>
+            </w:tcMar>
+            <w:vAlign w:val="center"/>
+          </w:tcPr>
+          <w:p>
+            <w:pPr>
+              <w:keepNext w:val="false"/>
               <w:spacing w:after="0" w:before="0" w:line="240" w:lineRule="auto"/>
               <w:jc w:val="left"/>
             </w:pPr>
@@ -2833,23 +2877,24 @@
         </w:tc>
         <w:tc>
           <w:tcPr>
-            <w:tcW w:type="dxa" w:w="1190"/>
-            <w:tcBorders>
-              <w:top w:val="single" w:color="000000" w:sz="4"/>
-              <w:left w:val="single" w:color="000000" w:sz="4"/>
-              <w:bottom w:val="single" w:color="000000" w:sz="4"/>
-              <w:right w:val="single" w:color="000000" w:sz="4"/>
-            </w:tcBorders>
-            <w:tcMar>
-              <w:top w:type="dxa" w:w="30"/>
-              <w:left w:type="dxa" w:w="70"/>
-              <w:bottom w:type="dxa" w:w="30"/>
-              <w:right w:type="dxa" w:w="70"/>
-            </w:tcMar>
-            <w:vAlign w:val="center"/>
-          </w:tcPr>
-          <w:p>
-            <w:pPr>
+            <w:tcW w:type="dxa" w:w="1322"/>
+            <w:tcBorders>
+              <w:top w:val="single" w:color="000000" w:sz="4"/>
+              <w:left w:val="single" w:color="000000" w:sz="4"/>
+              <w:bottom w:val="single" w:color="000000" w:sz="4"/>
+              <w:right w:val="single" w:color="000000" w:sz="4"/>
+            </w:tcBorders>
+            <w:tcMar>
+              <w:top w:type="dxa" w:w="30"/>
+              <w:left w:type="dxa" w:w="70"/>
+              <w:bottom w:type="dxa" w:w="30"/>
+              <w:right w:type="dxa" w:w="70"/>
+            </w:tcMar>
+            <w:vAlign w:val="center"/>
+          </w:tcPr>
+          <w:p>
+            <w:pPr>
+              <w:keepNext w:val="false"/>
               <w:spacing w:after="0" w:before="0" w:line="240" w:lineRule="auto"/>
               <w:jc w:val="left"/>
             </w:pPr>
@@ -2869,23 +2914,24 @@
         </w:tc>
         <w:tc>
           <w:tcPr>
-            <w:tcW w:type="dxa" w:w="1685"/>
-            <w:tcBorders>
-              <w:top w:val="single" w:color="000000" w:sz="4"/>
-              <w:left w:val="single" w:color="000000" w:sz="4"/>
-              <w:bottom w:val="single" w:color="000000" w:sz="4"/>
-              <w:right w:val="single" w:color="000000" w:sz="4"/>
-            </w:tcBorders>
-            <w:tcMar>
-              <w:top w:type="dxa" w:w="30"/>
-              <w:left w:type="dxa" w:w="70"/>
-              <w:bottom w:type="dxa" w:w="30"/>
-              <w:right w:type="dxa" w:w="70"/>
-            </w:tcMar>
-            <w:vAlign w:val="center"/>
-          </w:tcPr>
-          <w:p>
-            <w:pPr>
+            <w:tcW w:type="dxa" w:w="1212"/>
+            <w:tcBorders>
+              <w:top w:val="single" w:color="000000" w:sz="4"/>
+              <w:left w:val="single" w:color="000000" w:sz="4"/>
+              <w:bottom w:val="single" w:color="000000" w:sz="4"/>
+              <w:right w:val="single" w:color="000000" w:sz="4"/>
+            </w:tcBorders>
+            <w:tcMar>
+              <w:top w:type="dxa" w:w="30"/>
+              <w:left w:type="dxa" w:w="70"/>
+              <w:bottom w:type="dxa" w:w="30"/>
+              <w:right w:type="dxa" w:w="70"/>
+            </w:tcMar>
+            <w:vAlign w:val="center"/>
+          </w:tcPr>
+          <w:p>
+            <w:pPr>
+              <w:keepNext w:val="false"/>
               <w:spacing w:after="0" w:before="0" w:line="240" w:lineRule="auto"/>
               <w:jc w:val="left"/>
             </w:pPr>
@@ -2905,23 +2951,24 @@
         </w:tc>
         <w:tc>
           <w:tcPr>
-            <w:tcW w:type="dxa" w:w="1190"/>
-            <w:tcBorders>
-              <w:top w:val="single" w:color="000000" w:sz="4"/>
-              <w:left w:val="single" w:color="000000" w:sz="4"/>
-              <w:bottom w:val="single" w:color="000000" w:sz="4"/>
-              <w:right w:val="single" w:color="000000" w:sz="4"/>
-            </w:tcBorders>
-            <w:tcMar>
-              <w:top w:type="dxa" w:w="30"/>
-              <w:left w:type="dxa" w:w="70"/>
-              <w:bottom w:type="dxa" w:w="30"/>
-              <w:right w:type="dxa" w:w="70"/>
-            </w:tcMar>
-            <w:vAlign w:val="center"/>
-          </w:tcPr>
-          <w:p>
-            <w:pPr>
+            <w:tcW w:type="dxa" w:w="1652"/>
+            <w:tcBorders>
+              <w:top w:val="single" w:color="000000" w:sz="4"/>
+              <w:left w:val="single" w:color="000000" w:sz="4"/>
+              <w:bottom w:val="single" w:color="000000" w:sz="4"/>
+              <w:right w:val="single" w:color="000000" w:sz="4"/>
+            </w:tcBorders>
+            <w:tcMar>
+              <w:top w:type="dxa" w:w="30"/>
+              <w:left w:type="dxa" w:w="70"/>
+              <w:bottom w:type="dxa" w:w="30"/>
+              <w:right w:type="dxa" w:w="70"/>
+            </w:tcMar>
+            <w:vAlign w:val="center"/>
+          </w:tcPr>
+          <w:p>
+            <w:pPr>
+              <w:keepNext w:val="false"/>
               <w:spacing w:after="0" w:before="0" w:line="240" w:lineRule="auto"/>
               <w:jc w:val="left"/>
             </w:pPr>
@@ -2941,23 +2988,24 @@
         </w:tc>
         <w:tc>
           <w:tcPr>
-            <w:tcW w:type="dxa" w:w="1055"/>
-            <w:tcBorders>
-              <w:top w:val="single" w:color="000000" w:sz="4"/>
-              <w:left w:val="single" w:color="000000" w:sz="4"/>
-              <w:bottom w:val="single" w:color="000000" w:sz="4"/>
-              <w:right w:val="single" w:color="000000" w:sz="4"/>
-            </w:tcBorders>
-            <w:tcMar>
-              <w:top w:type="dxa" w:w="30"/>
-              <w:left w:type="dxa" w:w="70"/>
-              <w:bottom w:type="dxa" w:w="30"/>
-              <w:right w:type="dxa" w:w="70"/>
-            </w:tcMar>
-            <w:vAlign w:val="center"/>
-          </w:tcPr>
-          <w:p>
-            <w:pPr>
+            <w:tcW w:type="dxa" w:w="1117"/>
+            <w:tcBorders>
+              <w:top w:val="single" w:color="000000" w:sz="4"/>
+              <w:left w:val="single" w:color="000000" w:sz="4"/>
+              <w:bottom w:val="single" w:color="000000" w:sz="4"/>
+              <w:right w:val="single" w:color="000000" w:sz="4"/>
+            </w:tcBorders>
+            <w:tcMar>
+              <w:top w:type="dxa" w:w="30"/>
+              <w:left w:type="dxa" w:w="70"/>
+              <w:bottom w:type="dxa" w:w="30"/>
+              <w:right w:type="dxa" w:w="70"/>
+            </w:tcMar>
+            <w:vAlign w:val="center"/>
+          </w:tcPr>
+          <w:p>
+            <w:pPr>
+              <w:keepNext w:val="false"/>
               <w:spacing w:after="0" w:before="0" w:line="240" w:lineRule="auto"/>
               <w:jc w:val="left"/>
             </w:pPr>
